--- a/labs/Lab-08-iam-kms-data-protection/INSTRUCTIONS.docx
+++ b/labs/Lab-08-iam-kms-data-protection/INSTRUCTIONS.docx
@@ -41,7 +41,7 @@
         </w:rPr>
         <w:t>AWS Certified SysOps Administrator Associate Training</w:t>
         <w:br/>
-        <w:t>TGS-2024051413 · Version v5.0</w:t>
+        <w:t>TGS-2024051413 · Version v6.0</w:t>
       </w:r>
     </w:p>
     <w:p>
